--- a/assest/Panton James Melvin_Resume.docx
+++ b/assest/Panton James Melvin_Resume.docx
@@ -86,7 +86,7 @@
             <w:sz w:val="24"/>
             <w:szCs w:val="24"/>
           </w:rPr>
-          <w:t>jamesmelvinp@gmail.com</w:t>
+          <w:t>james.panton007@gmail.com</w:t>
         </w:r>
       </w:hyperlink>
       <w:r>
@@ -728,17 +728,7 @@
           <w:sz w:val="26"/>
           <w:szCs w:val="26"/>
         </w:rPr>
-        <w:t>Present</w:t>
-      </w:r>
-      <w:r>
-        <w:rPr>
-          <w:rFonts w:ascii="Arial" w:hAnsi="Arial" w:cs="Arial"/>
-          <w:b/>
-          <w:bCs/>
-          <w:sz w:val="26"/>
-          <w:szCs w:val="26"/>
-        </w:rPr>
-        <w:t xml:space="preserve">                                                            </w:t>
+        <w:t xml:space="preserve">Present                                                            </w:t>
       </w:r>
       <w:proofErr w:type="spellStart"/>
       <w:r>
@@ -782,7 +772,17 @@
           <w:sz w:val="24"/>
           <w:szCs w:val="24"/>
         </w:rPr>
-        <w:t xml:space="preserve">Customer Service Representative                                                                   </w:t>
+        <w:t>Web Developer</w:t>
+      </w:r>
+      <w:r>
+        <w:rPr>
+          <w:rFonts w:ascii="Times New Roman" w:hAnsi="Times New Roman" w:cs="Times New Roman"/>
+          <w:b/>
+          <w:bCs/>
+          <w:sz w:val="24"/>
+          <w:szCs w:val="24"/>
+        </w:rPr>
+        <w:t xml:space="preserve">                                                                 </w:t>
       </w:r>
     </w:p>
     <w:p>
@@ -1605,9 +1605,8 @@
           <w:sz w:val="26"/>
           <w:szCs w:val="26"/>
         </w:rPr>
-        <w:t xml:space="preserve"> </w:t>
-      </w:r>
-      <w:proofErr w:type="gramStart"/>
+        <w:t xml:space="preserve"> –  202</w:t>
+      </w:r>
       <w:r>
         <w:rPr>
           <w:rFonts w:ascii="Arial" w:hAnsi="Arial" w:cs="Arial"/>
@@ -1616,19 +1615,8 @@
           <w:sz w:val="26"/>
           <w:szCs w:val="26"/>
         </w:rPr>
-        <w:t>–  202</w:t>
-      </w:r>
-      <w:r>
-        <w:rPr>
-          <w:rFonts w:ascii="Arial" w:hAnsi="Arial" w:cs="Arial"/>
-          <w:b/>
-          <w:bCs/>
-          <w:sz w:val="26"/>
-          <w:szCs w:val="26"/>
-        </w:rPr>
         <w:t>3</w:t>
       </w:r>
-      <w:proofErr w:type="gramEnd"/>
       <w:r>
         <w:rPr>
           <w:rFonts w:ascii="Arial" w:hAnsi="Arial" w:cs="Arial"/>
@@ -3384,6 +3372,7 @@
   <w:style w:type="character" w:default="1" w:styleId="DefaultParagraphFont">
     <w:name w:val="Default Paragraph Font"/>
     <w:uiPriority w:val="1"/>
+    <w:semiHidden/>
     <w:unhideWhenUsed/>
   </w:style>
   <w:style w:type="table" w:default="1" w:styleId="TableNormal">
